--- a/assets/templates/installment_disbursement_memo_template.docx
+++ b/assets/templates/installment_disbursement_memo_template.docx
@@ -15,9 +15,9 @@
         <w:tblLook w:val="04A0" w:firstRow="1" w:lastRow="0" w:firstColumn="1" w:lastColumn="0" w:noHBand="0" w:noVBand="1"/>
       </w:tblPr>
       <w:tblGrid>
-        <w:gridCol w:w="9609"/>
-        <w:gridCol w:w="18"/>
-        <w:gridCol w:w="18"/>
+        <w:gridCol w:w="9615"/>
+        <w:gridCol w:w="15"/>
+        <w:gridCol w:w="15"/>
       </w:tblGrid>
       <w:tr>
         <w:trPr>
@@ -277,8 +277,8 @@
               <w:tblLook w:val="04A0" w:firstRow="1" w:lastRow="0" w:firstColumn="1" w:lastColumn="0" w:noHBand="0" w:noVBand="1"/>
             </w:tblPr>
             <w:tblGrid>
-              <w:gridCol w:w="1193"/>
-              <w:gridCol w:w="8452"/>
+              <w:gridCol w:w="1192"/>
+              <w:gridCol w:w="8453"/>
             </w:tblGrid>
             <w:tr>
               <w:trPr>
@@ -478,7 +478,7 @@
                       <w:szCs w:val="32"/>
                       <w:cs/>
                     </w:rPr>
-                    <w:t xml:space="preserve">{{procurement_number}}</w:t>
+                    <w:t>{{procurement_number}}</w:t>
                   </w:r>
                 </w:p>
               </w:tc>
@@ -546,7 +546,7 @@
                       <w:sz w:val="32"/>
                       <w:szCs w:val="32"/>
                     </w:rPr>
-                    <w:t xml:space="preserve">{{date_disbursement}}</w:t>
+                    <w:t>{{date_disbursement}}</w:t>
                   </w:r>
                 </w:p>
               </w:tc>
@@ -653,7 +653,7 @@
                   <w:pPr>
                     <w:spacing w:after="0" w:line="276" w:lineRule="auto"/>
                     <w:rPr>
-                      <w:rFonts w:ascii="TH SarabunIT๙" w:eastAsia="Times New Roman" w:hAnsi="TH SarabunIT๙" w:cs="TH SarabunIT๙"/>
+                      <w:rFonts w:ascii="TH SarabunIT๙" w:eastAsia="Times New Roman" w:hAnsi="TH SarabunIT๙" w:cs="TH SarabunIT๙" w:hint="cs"/>
                       <w:color w:val="FF0000"/>
                       <w:sz w:val="32"/>
                       <w:szCs w:val="32"/>
@@ -661,12 +661,12 @@
                   </w:pPr>
                   <w:r>
                     <w:rPr>
-                      <w:rFonts w:ascii="TH SarabunIT๙" w:eastAsia="Times New Roman" w:hAnsi="TH SarabunIT๙" w:cs="TH SarabunIT๙"/>
+                      <w:rFonts w:ascii="TH SarabunIT๙" w:eastAsia="Times New Roman" w:hAnsi="TH SarabunIT๙" w:cs="TH SarabunIT๙" w:hint="cs"/>
                       <w:sz w:val="32"/>
                       <w:szCs w:val="32"/>
                       <w:cs/>
                     </w:rPr>
-                    <w:t>ส่งเบิกเงิน</w:t>
+                    <w:t>ขออนุมัติเบิกจ่ายค่าวัสดุ</w:t>
                   </w:r>
                   <w:r>
                     <w:rPr>
@@ -675,26 +675,16 @@
                       <w:szCs w:val="32"/>
                       <w:cs/>
                     </w:rPr>
-                    <w:t xml:space="preserve">{{procurement_subject}}</w:t>
+                    <w:t>/</w:t>
                   </w:r>
-                </w:p>
-                <w:p>
-                  <w:pPr>
-                    <w:spacing w:after="0" w:line="276" w:lineRule="auto"/>
-                    <w:rPr>
-                      <w:rFonts w:ascii="TH SarabunIT๙" w:eastAsia="Times New Roman" w:hAnsi="TH SarabunIT๙" w:cs="TH SarabunIT๙"/>
-                      <w:sz w:val="32"/>
-                      <w:szCs w:val="32"/>
-                    </w:rPr>
-                  </w:pPr>
                   <w:r>
                     <w:rPr>
-                      <w:rFonts w:ascii="TH SarabunIT๙" w:eastAsia="Times New Roman" w:hAnsi="TH SarabunIT๙" w:cs="TH SarabunIT๙"/>
+                      <w:rFonts w:ascii="TH SarabunIT๙" w:eastAsia="Times New Roman" w:hAnsi="TH SarabunIT๙" w:cs="TH SarabunIT๙" w:hint="cs"/>
                       <w:sz w:val="32"/>
                       <w:szCs w:val="32"/>
                       <w:cs/>
                     </w:rPr>
-                    <w:t xml:space="preserve">   </w:t>
+                    <w:t>ค่าจ้าง</w:t>
                   </w:r>
                 </w:p>
               </w:tc>
@@ -870,11 +860,674 @@
         <w:spacing w:after="0" w:line="276" w:lineRule="auto"/>
         <w:jc w:val="both"/>
         <w:rPr>
-          <w:rFonts w:ascii="TH SarabunIT๙" w:hAnsi="TH SarabunIT๙" w:cs="TH SarabunIT๙"/>
-          <w:sz w:val="32"/>
-          <w:szCs w:val="32"/>
-        </w:rPr>
-      </w:pPr>
+          <w:rFonts w:ascii="TH SarabunIT๙" w:hAnsi="TH SarabunIT๙" w:cs="TH SarabunIT๙" w:hint="cs"/>
+          <w:sz w:val="32"/>
+          <w:szCs w:val="32"/>
+        </w:rPr>
+      </w:pPr>
+    </w:p>
+    <w:p>
+      <w:pPr>
+        <w:pStyle w:val="1"/>
+        <w:tabs>
+          <w:tab w:val="left" w:pos="709"/>
+        </w:tabs>
+        <w:spacing w:before="240"/>
+        <w:jc w:val="thaiDistribute"/>
+        <w:rPr>
+          <w:rFonts w:ascii="TH SarabunIT๙" w:hAnsi="TH SarabunIT๙" w:cs="TH SarabunIT๙"/>
+          <w:sz w:val="32"/>
+          <w:szCs w:val="32"/>
+        </w:rPr>
+      </w:pPr>
+      <w:r>
+        <w:rPr>
+          <w:rFonts w:ascii="TH SarabunIT๙" w:hAnsi="TH SarabunIT๙" w:cs="TH SarabunIT๙"/>
+          <w:sz w:val="32"/>
+          <w:szCs w:val="32"/>
+          <w:cs/>
+        </w:rPr>
+        <w:t>ตามที่</w:t>
+      </w:r>
+      <w:r>
+        <w:rPr>
+          <w:rFonts w:ascii="TH SarabunIT๙" w:hAnsi="TH SarabunIT๙" w:cs="TH SarabunIT๙" w:hint="cs"/>
+          <w:sz w:val="32"/>
+          <w:szCs w:val="32"/>
+          <w:cs/>
+        </w:rPr>
+        <w:t xml:space="preserve"> </w:t>
+      </w:r>
+      <w:r>
+        <w:rPr>
+          <w:rFonts w:ascii="TH SarabunIT๙" w:hAnsi="TH SarabunIT๙" w:cs="TH SarabunIT๙"/>
+          <w:sz w:val="32"/>
+          <w:szCs w:val="32"/>
+          <w:cs/>
+        </w:rPr>
+        <w:t xml:space="preserve"> โรงเรียน</w:t>
+      </w:r>
+      <w:r>
+        <w:rPr>
+          <w:rFonts w:ascii="TH SarabunIT๙" w:hAnsi="TH SarabunIT๙" w:cs="TH SarabunIT๙"/>
+          <w:sz w:val="32"/>
+          <w:szCs w:val="32"/>
+          <w:cs/>
+        </w:rPr>
+        <w:t>{{</w:t>
+      </w:r>
+      <w:proofErr w:type="spellStart"/>
+      <w:r>
+        <w:rPr>
+          <w:rFonts w:ascii="TH SarabunIT๙" w:hAnsi="TH SarabunIT๙" w:cs="TH SarabunIT๙"/>
+          <w:sz w:val="32"/>
+          <w:szCs w:val="32"/>
+          <w:cs/>
+        </w:rPr>
+        <w:t>school_name</w:t>
+      </w:r>
+      <w:proofErr w:type="spellEnd"/>
+      <w:r>
+        <w:rPr>
+          <w:rFonts w:ascii="TH SarabunIT๙" w:hAnsi="TH SarabunIT๙" w:cs="TH SarabunIT๙"/>
+          <w:sz w:val="32"/>
+          <w:szCs w:val="32"/>
+          <w:cs/>
+        </w:rPr>
+        <w:t>}}</w:t>
+      </w:r>
+      <w:r>
+        <w:rPr>
+          <w:rFonts w:ascii="TH SarabunIT๙" w:hAnsi="TH SarabunIT๙" w:cs="TH SarabunIT๙"/>
+          <w:sz w:val="32"/>
+          <w:szCs w:val="32"/>
+          <w:cs/>
+        </w:rPr>
+        <w:t xml:space="preserve"> ได้</w:t>
+      </w:r>
+      <w:r>
+        <w:rPr>
+          <w:rFonts w:ascii="TH SarabunIT๙" w:hAnsi="TH SarabunIT๙" w:cs="TH SarabunIT๙"/>
+          <w:sz w:val="32"/>
+          <w:szCs w:val="32"/>
+          <w:cs/>
+        </w:rPr>
+        <w:t>{{</w:t>
+      </w:r>
+      <w:proofErr w:type="spellStart"/>
+      <w:r>
+        <w:rPr>
+          <w:rFonts w:ascii="TH SarabunIT๙" w:hAnsi="TH SarabunIT๙" w:cs="TH SarabunIT๙"/>
+          <w:sz w:val="32"/>
+          <w:szCs w:val="32"/>
+          <w:cs/>
+        </w:rPr>
+        <w:t>procurement_subject</w:t>
+      </w:r>
+      <w:proofErr w:type="spellEnd"/>
+      <w:r>
+        <w:rPr>
+          <w:rFonts w:ascii="TH SarabunIT๙" w:hAnsi="TH SarabunIT๙" w:cs="TH SarabunIT๙"/>
+          <w:sz w:val="32"/>
+          <w:szCs w:val="32"/>
+          <w:cs/>
+        </w:rPr>
+        <w:t>}}</w:t>
+      </w:r>
+      <w:r>
+        <w:rPr>
+          <w:rFonts w:ascii="TH SarabunIT๙" w:hAnsi="TH SarabunIT๙" w:cs="TH SarabunIT๙"/>
+          <w:sz w:val="32"/>
+          <w:szCs w:val="32"/>
+          <w:cs/>
+        </w:rPr>
+        <w:t xml:space="preserve"> กับ </w:t>
+      </w:r>
+      <w:r>
+        <w:rPr>
+          <w:rFonts w:ascii="TH SarabunIT๙" w:hAnsi="TH SarabunIT๙" w:cs="TH SarabunIT๙"/>
+          <w:sz w:val="32"/>
+          <w:szCs w:val="32"/>
+          <w:cs/>
+        </w:rPr>
+        <w:t>{{</w:t>
+      </w:r>
+      <w:proofErr w:type="spellStart"/>
+      <w:r>
+        <w:rPr>
+          <w:rFonts w:ascii="TH SarabunIT๙" w:hAnsi="TH SarabunIT๙" w:cs="TH SarabunIT๙"/>
+          <w:sz w:val="32"/>
+          <w:szCs w:val="32"/>
+          <w:cs/>
+        </w:rPr>
+        <w:t>vendor_name</w:t>
+      </w:r>
+      <w:proofErr w:type="spellEnd"/>
+      <w:r>
+        <w:rPr>
+          <w:rFonts w:ascii="TH SarabunIT๙" w:hAnsi="TH SarabunIT๙" w:cs="TH SarabunIT๙"/>
+          <w:sz w:val="32"/>
+          <w:szCs w:val="32"/>
+          <w:cs/>
+        </w:rPr>
+        <w:t>}}</w:t>
+      </w:r>
+      <w:r>
+        <w:rPr>
+          <w:rFonts w:ascii="TH SarabunIT๙" w:hAnsi="TH SarabunIT๙" w:cs="TH SarabunIT๙"/>
+          <w:sz w:val="32"/>
+          <w:szCs w:val="32"/>
+          <w:cs/>
+        </w:rPr>
+        <w:t xml:space="preserve"> ตามใบสั่ง</w:t>
+      </w:r>
+      <w:r>
+        <w:rPr>
+          <w:rFonts w:ascii="TH SarabunIT๙" w:hAnsi="TH SarabunIT๙" w:cs="TH SarabunIT๙"/>
+          <w:noProof/>
+          <w:sz w:val="32"/>
+          <w:szCs w:val="32"/>
+          <w:cs/>
+        </w:rPr>
+        <w:t>จ้าง</w:t>
+      </w:r>
+      <w:r>
+        <w:rPr>
+          <w:rFonts w:ascii="TH SarabunIT๙" w:hAnsi="TH SarabunIT๙" w:cs="TH SarabunIT๙"/>
+          <w:sz w:val="32"/>
+          <w:szCs w:val="32"/>
+          <w:cs/>
+        </w:rPr>
+        <w:t xml:space="preserve"> เลขที่</w:t>
+      </w:r>
+      <w:r>
+        <w:rPr>
+          <w:rFonts w:ascii="TH SarabunIT๙" w:hAnsi="TH SarabunIT๙" w:cs="TH SarabunIT๙" w:hint="cs"/>
+          <w:sz w:val="32"/>
+          <w:szCs w:val="32"/>
+          <w:cs/>
+        </w:rPr>
+        <w:t xml:space="preserve"> </w:t>
+      </w:r>
+      <w:r>
+        <w:rPr>
+          <w:rFonts w:ascii="TH SarabunIT๙" w:hAnsi="TH SarabunIT๙" w:cs="TH SarabunIT๙"/>
+          <w:sz w:val="32"/>
+          <w:szCs w:val="32"/>
+          <w:cs/>
+        </w:rPr>
+        <w:t>{{</w:t>
+      </w:r>
+      <w:proofErr w:type="spellStart"/>
+      <w:r>
+        <w:rPr>
+          <w:rFonts w:ascii="TH SarabunIT๙" w:hAnsi="TH SarabunIT๙" w:cs="TH SarabunIT๙"/>
+          <w:sz w:val="32"/>
+          <w:szCs w:val="32"/>
+          <w:cs/>
+        </w:rPr>
+        <w:t>procurement_number</w:t>
+      </w:r>
+      <w:proofErr w:type="spellEnd"/>
+      <w:r>
+        <w:rPr>
+          <w:rFonts w:ascii="TH SarabunIT๙" w:hAnsi="TH SarabunIT๙" w:cs="TH SarabunIT๙"/>
+          <w:sz w:val="32"/>
+          <w:szCs w:val="32"/>
+          <w:cs/>
+        </w:rPr>
+        <w:t>}}</w:t>
+      </w:r>
+      <w:r>
+        <w:rPr>
+          <w:rFonts w:ascii="TH SarabunIT๙" w:hAnsi="TH SarabunIT๙" w:cs="TH SarabunIT๙"/>
+          <w:sz w:val="32"/>
+          <w:szCs w:val="32"/>
+          <w:cs/>
+        </w:rPr>
+        <w:t xml:space="preserve"> ลงวันที่</w:t>
+      </w:r>
+      <w:r>
+        <w:rPr>
+          <w:rFonts w:ascii="TH SarabunIT๙" w:hAnsi="TH SarabunIT๙" w:cs="TH SarabunIT๙"/>
+          <w:sz w:val="32"/>
+          <w:szCs w:val="32"/>
+        </w:rPr>
+        <w:t> </w:t>
+      </w:r>
+      <w:r>
+        <w:rPr>
+          <w:rFonts w:ascii="TH SarabunIT๙" w:hAnsi="TH SarabunIT๙" w:cs="TH SarabunIT๙"/>
+          <w:sz w:val="32"/>
+          <w:szCs w:val="32"/>
+        </w:rPr>
+        <w:t>{{</w:t>
+      </w:r>
+      <w:proofErr w:type="spellStart"/>
+      <w:r>
+        <w:rPr>
+          <w:rFonts w:ascii="TH SarabunIT๙" w:hAnsi="TH SarabunIT๙" w:cs="TH SarabunIT๙"/>
+          <w:sz w:val="32"/>
+          <w:szCs w:val="32"/>
+        </w:rPr>
+        <w:t>date_contract_signed</w:t>
+      </w:r>
+      <w:proofErr w:type="spellEnd"/>
+      <w:r>
+        <w:rPr>
+          <w:rFonts w:ascii="TH SarabunIT๙" w:hAnsi="TH SarabunIT๙" w:cs="TH SarabunIT๙"/>
+          <w:sz w:val="32"/>
+          <w:szCs w:val="32"/>
+        </w:rPr>
+        <w:t>}}</w:t>
+      </w:r>
+      <w:r>
+        <w:rPr>
+          <w:rFonts w:ascii="TH SarabunIT๙" w:hAnsi="TH SarabunIT๙" w:cs="TH SarabunIT๙"/>
+          <w:sz w:val="32"/>
+          <w:szCs w:val="32"/>
+        </w:rPr>
+        <w:t xml:space="preserve"> </w:t>
+      </w:r>
+      <w:r>
+        <w:rPr>
+          <w:rFonts w:ascii="TH SarabunIT๙" w:hAnsi="TH SarabunIT๙" w:cs="TH SarabunIT๙"/>
+          <w:sz w:val="32"/>
+          <w:szCs w:val="32"/>
+          <w:cs/>
+        </w:rPr>
+        <w:t>เป็น</w:t>
+      </w:r>
+      <w:r>
+        <w:rPr>
+          <w:rFonts w:ascii="TH SarabunIT๙" w:hAnsi="TH SarabunIT๙" w:cs="TH SarabunIT๙"/>
+          <w:sz w:val="32"/>
+          <w:szCs w:val="32"/>
+          <w:cs/>
+        </w:rPr>
+        <w:t xml:space="preserve">เงิน </w:t>
+      </w:r>
+      <w:r>
+        <w:rPr>
+          <w:rFonts w:ascii="TH SarabunIT๙" w:hAnsi="TH SarabunIT๙" w:cs="TH SarabunIT๙"/>
+          <w:noProof/>
+          <w:sz w:val="32"/>
+          <w:szCs w:val="32"/>
+        </w:rPr>
+        <w:t>{{allocated_amount}}</w:t>
+      </w:r>
+      <w:r>
+        <w:rPr>
+          <w:rFonts w:ascii="TH SarabunIT๙" w:hAnsi="TH SarabunIT๙" w:cs="TH SarabunIT๙"/>
+          <w:sz w:val="32"/>
+          <w:szCs w:val="32"/>
+          <w:cs/>
+        </w:rPr>
+        <w:t xml:space="preserve"> บาท(</w:t>
+      </w:r>
+      <w:r>
+        <w:rPr>
+          <w:rFonts w:ascii="TH SarabunIT๙" w:hAnsi="TH SarabunIT๙" w:cs="TH SarabunIT๙"/>
+          <w:noProof/>
+          <w:sz w:val="32"/>
+          <w:szCs w:val="32"/>
+        </w:rPr>
+        <w:t>{{allocated_amount_th}}</w:t>
+      </w:r>
+      <w:r>
+        <w:rPr>
+          <w:rFonts w:ascii="TH SarabunIT๙" w:hAnsi="TH SarabunIT๙" w:cs="TH SarabunIT๙"/>
+          <w:sz w:val="32"/>
+          <w:szCs w:val="32"/>
+          <w:cs/>
+        </w:rPr>
+        <w:t>)</w:t>
+      </w:r>
+      <w:r>
+        <w:rPr>
+          <w:rFonts w:ascii="TH SarabunIT๙" w:hAnsi="TH SarabunIT๙" w:cs="TH SarabunIT๙"/>
+          <w:sz w:val="32"/>
+          <w:szCs w:val="32"/>
+        </w:rPr>
+        <w:t xml:space="preserve"> </w:t>
+      </w:r>
+      <w:r>
+        <w:rPr>
+          <w:rFonts w:ascii="TH SarabunIT๙" w:hAnsi="TH SarabunIT๙" w:cs="TH SarabunIT๙"/>
+          <w:sz w:val="32"/>
+          <w:szCs w:val="32"/>
+          <w:cs/>
+        </w:rPr>
+        <w:t>โดยใช้เงิน</w:t>
+      </w:r>
+      <w:r>
+        <w:rPr>
+          <w:rFonts w:ascii="TH SarabunIT๙" w:hAnsi="TH SarabunIT๙" w:cs="TH SarabunIT๙"/>
+          <w:noProof/>
+          <w:sz w:val="32"/>
+          <w:szCs w:val="32"/>
+          <w:cs/>
+        </w:rPr>
+        <w:t>โครงการจ้างเหมาประกอบอาหารกลาง</w:t>
+      </w:r>
+      <w:r>
+        <w:rPr>
+          <w:rFonts w:ascii="TH SarabunIT๙" w:hAnsi="TH SarabunIT๙" w:cs="TH SarabunIT๙"/>
+          <w:noProof/>
+          <w:sz w:val="32"/>
+          <w:szCs w:val="32"/>
+          <w:cs/>
+        </w:rPr>
+        <w:t xml:space="preserve">วันสำหรับนักเรียนหอพัก โรงเรียนบ้านป่าเลา ประจำเดือน </w:t>
+      </w:r>
+      <w:r>
+        <w:rPr>
+          <w:rFonts w:ascii="TH SarabunIT๙" w:hAnsi="TH SarabunIT๙" w:cs="TH SarabunIT๙"/>
+          <w:sz w:val="32"/>
+          <w:szCs w:val="32"/>
+          <w:cs/>
+        </w:rPr>
+        <w:t>{{</w:t>
+      </w:r>
+      <w:proofErr w:type="spellStart"/>
+      <w:r>
+        <w:rPr>
+          <w:rFonts w:ascii="TH SarabunIT๙" w:hAnsi="TH SarabunIT๙" w:cs="TH SarabunIT๙"/>
+          <w:sz w:val="32"/>
+          <w:szCs w:val="32"/>
+          <w:cs/>
+        </w:rPr>
+        <w:t>period_label</w:t>
+      </w:r>
+      <w:proofErr w:type="spellEnd"/>
+      <w:r>
+        <w:rPr>
+          <w:rFonts w:ascii="TH SarabunIT๙" w:hAnsi="TH SarabunIT๙" w:cs="TH SarabunIT๙"/>
+          <w:sz w:val="32"/>
+          <w:szCs w:val="32"/>
+          <w:cs/>
+        </w:rPr>
+        <w:t>}}</w:t>
+      </w:r>
+      <w:r>
+        <w:rPr>
+          <w:rFonts w:ascii="TH SarabunIT๙" w:hAnsi="TH SarabunIT๙" w:cs="TH SarabunIT๙"/>
+          <w:noProof/>
+          <w:sz w:val="32"/>
+          <w:szCs w:val="32"/>
+          <w:cs/>
+        </w:rPr>
+        <w:t xml:space="preserve"> เป็นเงินทั้งสิ้น </w:t>
+      </w:r>
+      <w:r>
+        <w:rPr>
+          <w:rFonts w:ascii="TH SarabunIT๙" w:hAnsi="TH SarabunIT๙" w:cs="TH SarabunIT๙"/>
+          <w:sz w:val="32"/>
+          <w:szCs w:val="32"/>
+          <w:cs/>
+        </w:rPr>
+        <w:t>{{</w:t>
+      </w:r>
+      <w:proofErr w:type="spellStart"/>
+      <w:r>
+        <w:rPr>
+          <w:rFonts w:ascii="TH SarabunIT๙" w:hAnsi="TH SarabunIT๙" w:cs="TH SarabunIT๙"/>
+          <w:sz w:val="32"/>
+          <w:szCs w:val="32"/>
+          <w:cs/>
+        </w:rPr>
+        <w:t>period_amount</w:t>
+      </w:r>
+      <w:proofErr w:type="spellEnd"/>
+      <w:r>
+        <w:rPr>
+          <w:rFonts w:ascii="TH SarabunIT๙" w:hAnsi="TH SarabunIT๙" w:cs="TH SarabunIT๙"/>
+          <w:sz w:val="32"/>
+          <w:szCs w:val="32"/>
+          <w:cs/>
+        </w:rPr>
+        <w:t xml:space="preserve">}} </w:t>
+      </w:r>
+      <w:r>
+        <w:rPr>
+          <w:rFonts w:ascii="TH SarabunIT๙" w:hAnsi="TH SarabunIT๙" w:cs="TH SarabunIT๙"/>
+          <w:sz w:val="32"/>
+          <w:szCs w:val="32"/>
+          <w:cs/>
+        </w:rPr>
+        <w:t>บาท (</w:t>
+      </w:r>
+      <w:r>
+        <w:rPr>
+          <w:rFonts w:ascii="TH SarabunIT๙" w:hAnsi="TH SarabunIT๙" w:cs="TH SarabunIT๙"/>
+          <w:sz w:val="32"/>
+          <w:szCs w:val="32"/>
+          <w:cs/>
+        </w:rPr>
+        <w:t>{{</w:t>
+      </w:r>
+      <w:proofErr w:type="spellStart"/>
+      <w:r>
+        <w:rPr>
+          <w:rFonts w:ascii="TH SarabunIT๙" w:hAnsi="TH SarabunIT๙" w:cs="TH SarabunIT๙"/>
+          <w:sz w:val="32"/>
+          <w:szCs w:val="32"/>
+          <w:cs/>
+        </w:rPr>
+        <w:t>period_amount_th</w:t>
+      </w:r>
+      <w:proofErr w:type="spellEnd"/>
+      <w:r>
+        <w:rPr>
+          <w:rFonts w:ascii="TH SarabunIT๙" w:hAnsi="TH SarabunIT๙" w:cs="TH SarabunIT๙"/>
+          <w:sz w:val="32"/>
+          <w:szCs w:val="32"/>
+          <w:cs/>
+        </w:rPr>
+        <w:t>}}</w:t>
+      </w:r>
+      <w:r>
+        <w:rPr>
+          <w:rFonts w:ascii="TH SarabunIT๙" w:hAnsi="TH SarabunIT๙" w:cs="TH SarabunIT๙"/>
+          <w:sz w:val="32"/>
+          <w:szCs w:val="32"/>
+          <w:cs/>
+        </w:rPr>
+        <w:t>)</w:t>
+      </w:r>
+      <w:r>
+        <w:rPr>
+          <w:rFonts w:ascii="TH SarabunIT๙" w:hAnsi="TH SarabunIT๙" w:cs="TH SarabunIT๙"/>
+          <w:noProof/>
+          <w:sz w:val="32"/>
+          <w:szCs w:val="32"/>
+          <w:cs/>
+        </w:rPr>
+        <w:t xml:space="preserve"> ซึ่งได้เป็นราคารวมภาษีมูลค่าเพิ่มแล้ว ตามหนังสือสั่งซื้อสั่งจ้าง/สัญญาเลขที่ </w:t>
+      </w:r>
+      <w:r>
+        <w:rPr>
+          <w:rFonts w:ascii="TH SarabunIT๙" w:hAnsi="TH SarabunIT๙" w:cs="TH SarabunIT๙"/>
+          <w:sz w:val="32"/>
+          <w:szCs w:val="32"/>
+          <w:cs/>
+        </w:rPr>
+        <w:t>{{</w:t>
+      </w:r>
+      <w:proofErr w:type="spellStart"/>
+      <w:r>
+        <w:rPr>
+          <w:rFonts w:ascii="TH SarabunIT๙" w:hAnsi="TH SarabunIT๙" w:cs="TH SarabunIT๙"/>
+          <w:sz w:val="32"/>
+          <w:szCs w:val="32"/>
+          <w:cs/>
+        </w:rPr>
+        <w:t>procurement_number</w:t>
+      </w:r>
+      <w:proofErr w:type="spellEnd"/>
+      <w:r>
+        <w:rPr>
+          <w:rFonts w:ascii="TH SarabunIT๙" w:hAnsi="TH SarabunIT๙" w:cs="TH SarabunIT๙"/>
+          <w:sz w:val="32"/>
+          <w:szCs w:val="32"/>
+          <w:cs/>
+        </w:rPr>
+        <w:t>}}</w:t>
+      </w:r>
+      <w:r>
+        <w:rPr>
+          <w:rFonts w:ascii="TH SarabunIT๙" w:hAnsi="TH SarabunIT๙" w:cs="TH SarabunIT๙"/>
+          <w:sz w:val="32"/>
+          <w:szCs w:val="32"/>
+          <w:cs/>
+        </w:rPr>
+        <w:t xml:space="preserve"> ลงวันที่</w:t>
+      </w:r>
+      <w:r>
+        <w:rPr>
+          <w:rFonts w:ascii="TH SarabunIT๙" w:hAnsi="TH SarabunIT๙" w:cs="TH SarabunIT๙"/>
+          <w:sz w:val="32"/>
+          <w:szCs w:val="32"/>
+        </w:rPr>
+        <w:t> </w:t>
+      </w:r>
+      <w:r>
+        <w:rPr>
+          <w:rFonts w:ascii="TH SarabunIT๙" w:hAnsi="TH SarabunIT๙" w:cs="TH SarabunIT๙"/>
+          <w:sz w:val="32"/>
+          <w:szCs w:val="32"/>
+        </w:rPr>
+        <w:t>{{</w:t>
+      </w:r>
+      <w:proofErr w:type="spellStart"/>
+      <w:r>
+        <w:rPr>
+          <w:rFonts w:ascii="TH SarabunIT๙" w:hAnsi="TH SarabunIT๙" w:cs="TH SarabunIT๙"/>
+          <w:sz w:val="32"/>
+          <w:szCs w:val="32"/>
+        </w:rPr>
+        <w:t>date_contract_signed</w:t>
+      </w:r>
+      <w:proofErr w:type="spellEnd"/>
+      <w:r>
+        <w:rPr>
+          <w:rFonts w:ascii="TH SarabunIT๙" w:hAnsi="TH SarabunIT๙" w:cs="TH SarabunIT๙"/>
+          <w:sz w:val="32"/>
+          <w:szCs w:val="32"/>
+        </w:rPr>
+        <w:t>}}</w:t>
+      </w:r>
+      <w:r>
+        <w:rPr>
+          <w:rFonts w:ascii="TH SarabunIT๙" w:hAnsi="TH SarabunIT๙" w:cs="TH SarabunIT๙"/>
+          <w:sz w:val="32"/>
+          <w:szCs w:val="32"/>
+          <w:cs/>
+        </w:rPr>
+        <w:t xml:space="preserve"> นั้น</w:t>
+      </w:r>
+    </w:p>
+    <w:p>
+      <w:pPr>
+        <w:pStyle w:val="a8"/>
+        <w:tabs>
+          <w:tab w:val="left" w:pos="1170"/>
+        </w:tabs>
+        <w:spacing w:before="240"/>
+        <w:rPr>
+          <w:rFonts w:ascii="TH SarabunIT๙" w:hAnsi="TH SarabunIT๙" w:cs="TH SarabunIT๙"/>
+          <w:szCs w:val="32"/>
+        </w:rPr>
+      </w:pPr>
+      <w:r>
+        <w:rPr>
+          <w:rFonts w:ascii="TH SarabunIT๙" w:hAnsi="TH SarabunIT๙" w:cs="TH SarabunIT๙"/>
+          <w:szCs w:val="32"/>
+          <w:cs/>
+        </w:rPr>
+        <w:tab/>
+        <w:t>จึงเรียนมาเพื่อโปรด</w:t>
+      </w:r>
+    </w:p>
+    <w:p>
+      <w:pPr>
+        <w:pStyle w:val="a8"/>
+        <w:tabs>
+          <w:tab w:val="left" w:pos="1170"/>
+        </w:tabs>
+        <w:jc w:val="thaiDistribute"/>
+        <w:rPr>
+          <w:rFonts w:ascii="TH SarabunIT๙" w:hAnsi="TH SarabunIT๙" w:cs="TH SarabunIT๙"/>
+          <w:szCs w:val="32"/>
+        </w:rPr>
+      </w:pPr>
+      <w:r>
+        <w:rPr>
+          <w:rFonts w:ascii="TH SarabunIT๙" w:hAnsi="TH SarabunIT๙" w:cs="TH SarabunIT๙"/>
+          <w:szCs w:val="32"/>
+        </w:rPr>
+        <w:tab/>
+        <w:t>1.</w:t>
+      </w:r>
+      <w:r>
+        <w:rPr>
+          <w:rFonts w:ascii="TH SarabunIT๙" w:hAnsi="TH SarabunIT๙" w:cs="TH SarabunIT๙"/>
+          <w:szCs w:val="32"/>
+        </w:rPr>
+        <w:tab/>
+      </w:r>
+      <w:r>
+        <w:rPr>
+          <w:rFonts w:ascii="TH SarabunIT๙" w:hAnsi="TH SarabunIT๙" w:cs="TH SarabunIT๙"/>
+          <w:szCs w:val="32"/>
+          <w:cs/>
+        </w:rPr>
+        <w:t>ทราบผลการตรวจรับงานตามนัยข้อ 175 แห่งระเบียบกระทรวงการคลังว่าด้วยการจัดซื้อจัดจ้างและการบริหารพัสดุภาครัฐ พ.ศ. 2560</w:t>
+      </w:r>
+    </w:p>
+    <w:p>
+      <w:pPr>
+        <w:pStyle w:val="a8"/>
+        <w:tabs>
+          <w:tab w:val="left" w:pos="1170"/>
+        </w:tabs>
+        <w:rPr>
+          <w:rFonts w:ascii="TH SarabunIT๙" w:hAnsi="TH SarabunIT๙" w:cs="TH SarabunIT๙"/>
+          <w:szCs w:val="32"/>
+        </w:rPr>
+      </w:pPr>
+      <w:r>
+        <w:rPr>
+          <w:rFonts w:ascii="TH SarabunIT๙" w:hAnsi="TH SarabunIT๙" w:cs="TH SarabunIT๙"/>
+          <w:szCs w:val="32"/>
+        </w:rPr>
+        <w:tab/>
+        <w:t>2.</w:t>
+      </w:r>
+      <w:r>
+        <w:rPr>
+          <w:rFonts w:ascii="TH SarabunIT๙" w:hAnsi="TH SarabunIT๙" w:cs="TH SarabunIT๙"/>
+          <w:szCs w:val="32"/>
+        </w:rPr>
+        <w:tab/>
+      </w:r>
+      <w:r>
+        <w:rPr>
+          <w:rFonts w:ascii="TH SarabunIT๙" w:hAnsi="TH SarabunIT๙" w:cs="TH SarabunIT๙"/>
+          <w:szCs w:val="32"/>
+          <w:cs/>
+        </w:rPr>
+        <w:t xml:space="preserve">อนุมัติจ่ายเงินให้แก่ </w:t>
+      </w:r>
+      <w:r>
+        <w:rPr>
+          <w:rFonts w:ascii="TH SarabunIT๙" w:hAnsi="TH SarabunIT๙" w:cs="TH SarabunIT๙"/>
+          <w:noProof/>
+          <w:szCs w:val="32"/>
+          <w:cs/>
+        </w:rPr>
+        <w:t>นางธัญชวรัตน์ วงศ์ธนพุฒิกร</w:t>
+      </w:r>
     </w:p>
     <w:p>
       <w:pPr>
@@ -892,215 +1545,109 @@
       <w:r>
         <w:rPr>
           <w:rFonts w:ascii="TH SarabunIT๙" w:hAnsi="TH SarabunIT๙" w:cs="TH SarabunIT๙"/>
-          <w:sz w:val="32"/>
-          <w:szCs w:val="32"/>
-          <w:cs/>
-        </w:rPr>
-        <w:t xml:space="preserve">       </w:t>
-      </w:r>
-      <w:r>
-        <w:rPr>
-          <w:rFonts w:ascii="TH SarabunIT๙" w:hAnsi="TH SarabunIT๙" w:cs="TH SarabunIT๙"/>
-          <w:sz w:val="32"/>
+          <w:szCs w:val="32"/>
+          <w:cs/>
+        </w:rPr>
+        <w:t xml:space="preserve">                </w:t>
+      </w:r>
+      <w:r>
+        <w:rPr>
+          <w:rFonts w:ascii="TH SarabunIT๙" w:hAnsi="TH SarabunIT๙" w:cs="TH SarabunIT๙"/>
           <w:szCs w:val="32"/>
           <w:cs/>
         </w:rPr>
         <w:tab/>
-        <w:t>ฝ่ายพัสดุ ขอส่งเอกสารเพื่อเบิกจ่ายเงิน ตามที่ โรงเรียน</w:t>
-      </w:r>
-      <w:r>
-        <w:rPr>
-          <w:rFonts w:ascii="TH SarabunIT๙" w:hAnsi="TH SarabunIT๙" w:cs="TH SarabunIT๙"/>
-          <w:sz w:val="32"/>
-          <w:szCs w:val="32"/>
-          <w:cs/>
-        </w:rPr>
-        <w:t xml:space="preserve">{{school_name}} </w:t>
-      </w:r>
-      <w:r>
-        <w:rPr>
-          <w:rFonts w:ascii="TH SarabunIT๙" w:hAnsi="TH SarabunIT๙" w:cs="TH SarabunIT๙"/>
-          <w:sz w:val="32"/>
-          <w:szCs w:val="32"/>
-          <w:cs/>
-        </w:rPr>
-        <w:t>ได้</w:t>
-      </w:r>
-      <w:r>
-        <w:rPr>
-          <w:rFonts w:ascii="TH SarabunIT๙" w:hAnsi="TH SarabunIT๙" w:cs="TH SarabunIT๙"/>
-          <w:sz w:val="32"/>
-          <w:szCs w:val="32"/>
-          <w:cs/>
-        </w:rPr>
-        <w:t xml:space="preserve">{{procurement_subject}}</w:t>
-      </w:r>
-      <w:r>
-        <w:rPr>
-          <w:rFonts w:ascii="TH SarabunIT๙" w:hAnsi="TH SarabunIT๙" w:cs="TH SarabunIT๙"/>
-          <w:sz w:val="32"/>
-          <w:szCs w:val="32"/>
-          <w:cs/>
-        </w:rPr>
-        <w:t xml:space="preserve"> โดยวิธีเฉพาะเจาะจง กับ </w:t>
-      </w:r>
-      <w:r>
-        <w:rPr>
-          <w:rFonts w:ascii="TH SarabunIT๙" w:hAnsi="TH SarabunIT๙" w:cs="TH SarabunIT๙"/>
-          <w:sz w:val="32"/>
-          <w:szCs w:val="32"/>
-          <w:cs/>
-        </w:rPr>
-        <w:t xml:space="preserve">{{vendor_name}}</w:t>
-      </w:r>
-      <w:r>
-        <w:rPr>
-          <w:rFonts w:ascii="TH SarabunIT๙" w:hAnsi="TH SarabunIT๙" w:cs="TH SarabunIT๙"/>
-          <w:sz w:val="32"/>
-          <w:szCs w:val="32"/>
-          <w:cs/>
-        </w:rPr>
-        <w:t xml:space="preserve"> ประจำเดือน </w:t>
-      </w:r>
-      <w:r>
-        <w:rPr>
-          <w:rFonts w:ascii="TH SarabunIT๙" w:hAnsi="TH SarabunIT๙" w:cs="TH SarabunIT๙"/>
-          <w:sz w:val="32"/>
-          <w:szCs w:val="32"/>
-          <w:cs/>
-        </w:rPr>
-        <w:t xml:space="preserve">{{period_label}}</w:t>
-      </w:r>
-      <w:r>
-        <w:rPr>
-          <w:rFonts w:ascii="TH SarabunIT๙" w:hAnsi="TH SarabunIT๙" w:cs="TH SarabunIT๙"/>
-          <w:sz w:val="32"/>
-          <w:szCs w:val="32"/>
-          <w:cs/>
-        </w:rPr>
-        <w:t xml:space="preserve"> เป็นเงินทั้งสิ้น </w:t>
-      </w:r>
-      <w:r>
-        <w:rPr>
-          <w:rFonts w:ascii="TH SarabunIT๙" w:hAnsi="TH SarabunIT๙" w:cs="TH SarabunIT๙"/>
-          <w:sz w:val="32"/>
-          <w:szCs w:val="32"/>
-          <w:cs/>
-        </w:rPr>
-        <w:t xml:space="preserve">{{period_amount}} </w:t>
-      </w:r>
-      <w:r>
-        <w:rPr>
-          <w:rFonts w:ascii="TH SarabunIT๙" w:hAnsi="TH SarabunIT๙" w:cs="TH SarabunIT๙"/>
-          <w:sz w:val="32"/>
-          <w:szCs w:val="32"/>
-          <w:cs/>
-        </w:rPr>
-        <w:t>บาท (</w:t>
-      </w:r>
-      <w:r>
-        <w:rPr>
-          <w:rFonts w:ascii="TH SarabunIT๙" w:hAnsi="TH SarabunIT๙" w:cs="TH SarabunIT๙"/>
-          <w:sz w:val="32"/>
-          <w:szCs w:val="32"/>
-          <w:cs/>
-        </w:rPr>
-        <w:t xml:space="preserve">{{period_amount_th}}</w:t>
-      </w:r>
-      <w:r>
-        <w:rPr>
-          <w:rFonts w:ascii="TH SarabunIT๙" w:hAnsi="TH SarabunIT๙" w:cs="TH SarabunIT๙"/>
-          <w:sz w:val="32"/>
-          <w:szCs w:val="32"/>
-          <w:cs/>
-        </w:rPr>
-        <w:t xml:space="preserve">) ซึ่งได้เป็นราคารวมภาษีมูลค่าเพิ่มแล้ว ตามหนังสือสั่งซื้อสั่งจ้าง/สัญญาเลขที่ </w:t>
-      </w:r>
-      <w:r>
-        <w:rPr>
-          <w:rFonts w:ascii="TH SarabunIT๙" w:eastAsia="Times New Roman" w:hAnsi="TH SarabunIT๙" w:cs="TH SarabunIT๙"/>
-          <w:sz w:val="32"/>
-          <w:szCs w:val="32"/>
-          <w:cs/>
-        </w:rPr>
-        <w:t xml:space="preserve">{{procurement_number}} </w:t>
-      </w:r>
-      <w:r>
-        <w:rPr>
-          <w:rFonts w:ascii="TH SarabunIT๙" w:hAnsi="TH SarabunIT๙" w:cs="TH SarabunIT๙"/>
-          <w:sz w:val="32"/>
-          <w:szCs w:val="32"/>
-          <w:cs/>
-        </w:rPr>
-        <w:t xml:space="preserve">ลงวันที่ </w:t>
-      </w:r>
-      <w:bookmarkStart w:id="0" w:name="_Hlk213833865"/>
-      <w:r>
-        <w:rPr>
-          <w:rFonts w:ascii="TH SarabunIT๙" w:hAnsi="TH SarabunIT๙" w:cs="TH SarabunIT๙"/>
-          <w:sz w:val="32"/>
-          <w:szCs w:val="32"/>
-        </w:rPr>
-        <w:t xml:space="preserve">{{date_contract_signed}}</w:t>
-      </w:r>
-      <w:bookmarkEnd w:id="0"/>
-      <w:r>
-        <w:rPr>
-          <w:rFonts w:ascii="TH SarabunIT๙" w:hAnsi="TH SarabunIT๙" w:cs="TH SarabunIT๙"/>
-          <w:sz w:val="32"/>
-          <w:szCs w:val="32"/>
-          <w:cs/>
-        </w:rPr>
-        <w:t xml:space="preserve"> นั้น</w:t>
+        <w:t>2.1 จำนวนเงินรวม</w:t>
+      </w:r>
+      <w:r>
+        <w:rPr>
+          <w:rFonts w:ascii="TH SarabunIT๙" w:hAnsi="TH SarabunIT๙" w:cs="TH SarabunIT๙"/>
+          <w:szCs w:val="32"/>
+        </w:rPr>
+        <w:t xml:space="preserve">  </w:t>
+      </w:r>
+      <w:r>
+        <w:rPr>
+          <w:rFonts w:ascii="TH SarabunIT๙" w:hAnsi="TH SarabunIT๙" w:cs="TH SarabunIT๙"/>
+          <w:szCs w:val="32"/>
+          <w:cs/>
+        </w:rPr>
+        <w:t xml:space="preserve"> </w:t>
+      </w:r>
+      <w:r>
+        <w:rPr>
+          <w:rFonts w:ascii="TH SarabunIT๙" w:hAnsi="TH SarabunIT๙" w:cs="TH SarabunIT๙"/>
+          <w:szCs w:val="32"/>
+          <w:cs/>
+        </w:rPr>
+        <w:tab/>
+      </w:r>
+      <w:r>
+        <w:rPr>
+          <w:rFonts w:ascii="TH SarabunIT๙" w:hAnsi="TH SarabunIT๙" w:cs="TH SarabunIT๙"/>
+          <w:szCs w:val="32"/>
+          <w:cs/>
+        </w:rPr>
+        <w:tab/>
+      </w:r>
+      <w:r>
+        <w:rPr>
+          <w:rFonts w:ascii="TH SarabunIT๙" w:hAnsi="TH SarabunIT๙" w:cs="TH SarabunIT๙"/>
+          <w:sz w:val="32"/>
+          <w:szCs w:val="32"/>
+          <w:cs/>
+        </w:rPr>
+        <w:t>{{</w:t>
+      </w:r>
+      <w:proofErr w:type="spellStart"/>
+      <w:r>
+        <w:rPr>
+          <w:rFonts w:ascii="TH SarabunIT๙" w:hAnsi="TH SarabunIT๙" w:cs="TH SarabunIT๙"/>
+          <w:sz w:val="32"/>
+          <w:szCs w:val="32"/>
+          <w:cs/>
+        </w:rPr>
+        <w:t>period_amount</w:t>
+      </w:r>
+      <w:proofErr w:type="spellEnd"/>
+      <w:r>
+        <w:rPr>
+          <w:rFonts w:ascii="TH SarabunIT๙" w:hAnsi="TH SarabunIT๙" w:cs="TH SarabunIT๙"/>
+          <w:sz w:val="32"/>
+          <w:szCs w:val="32"/>
+          <w:cs/>
+        </w:rPr>
+        <w:t>}}</w:t>
+      </w:r>
+      <w:r>
+        <w:rPr>
+          <w:rFonts w:ascii="TH SarabunIT๙" w:hAnsi="TH SarabunIT๙" w:cs="TH SarabunIT๙"/>
+          <w:szCs w:val="32"/>
+          <w:cs/>
+        </w:rPr>
+        <w:tab/>
+        <w:t>บาท</w:t>
+      </w:r>
+      <w:r>
+        <w:rPr>
+          <w:rFonts w:ascii="TH SarabunIT๙" w:hAnsi="TH SarabunIT๙" w:cs="TH SarabunIT๙"/>
+          <w:sz w:val="32"/>
+          <w:szCs w:val="32"/>
+          <w:cs/>
+        </w:rPr>
+        <w:t xml:space="preserve">  </w:t>
       </w:r>
     </w:p>
     <w:p>
       <w:pPr>
-        <w:tabs>
-          <w:tab w:val="left" w:pos="851"/>
-        </w:tabs>
         <w:spacing w:after="0" w:line="276" w:lineRule="auto"/>
-        <w:jc w:val="thaiDistribute"/>
-        <w:rPr>
-          <w:rFonts w:ascii="TH SarabunIT๙" w:hAnsi="TH SarabunIT๙" w:cs="TH SarabunIT๙"/>
-          <w:sz w:val="32"/>
-          <w:szCs w:val="32"/>
-        </w:rPr>
-      </w:pPr>
-      <w:r>
-        <w:rPr>
-          <w:rFonts w:ascii="TH SarabunIT๙" w:hAnsi="TH SarabunIT๙" w:cs="TH SarabunIT๙"/>
-          <w:sz w:val="32"/>
-          <w:szCs w:val="32"/>
-        </w:rPr>
-        <w:tab/>
-      </w:r>
-      <w:r>
-        <w:rPr>
-          <w:rFonts w:ascii="TH SarabunIT๙" w:hAnsi="TH SarabunIT๙" w:cs="TH SarabunIT๙"/>
-          <w:sz w:val="32"/>
-          <w:szCs w:val="32"/>
-          <w:cs/>
-        </w:rPr>
-        <w:t>ผู้ตรวจรับพัสดุ</w:t>
-      </w:r>
-      <w:r>
-        <w:rPr>
-          <w:rFonts w:ascii="TH SarabunIT๙" w:hAnsi="TH SarabunIT๙" w:cs="TH SarabunIT๙"/>
-          <w:sz w:val="32"/>
-          <w:szCs w:val="32"/>
-        </w:rPr>
-        <w:t xml:space="preserve">  </w:t>
-      </w:r>
-      <w:r>
-        <w:rPr>
-          <w:rFonts w:ascii="TH SarabunIT๙" w:hAnsi="TH SarabunIT๙" w:cs="TH SarabunIT๙"/>
-          <w:sz w:val="32"/>
-          <w:szCs w:val="32"/>
-          <w:cs/>
-        </w:rPr>
-        <w:t>ได้ตรวจรับการจ้างเหมาถูกต้องแล้ว</w:t>
-      </w:r>
+        <w:jc w:val="both"/>
+        <w:rPr>
+          <w:rFonts w:ascii="TH SarabunIT๙" w:hAnsi="TH SarabunIT๙" w:cs="TH SarabunIT๙"/>
+          <w:sz w:val="32"/>
+          <w:szCs w:val="32"/>
+        </w:rPr>
+      </w:pPr>
     </w:p>
     <w:p>
       <w:pPr>
@@ -1112,20 +1659,11 @@
           <w:szCs w:val="32"/>
         </w:rPr>
       </w:pPr>
-      <w:r>
-        <w:rPr>
-          <w:rFonts w:ascii="TH SarabunIT๙" w:hAnsi="TH SarabunIT๙" w:cs="TH SarabunIT๙"/>
-          <w:sz w:val="32"/>
-          <w:szCs w:val="32"/>
-          <w:cs/>
-        </w:rPr>
-        <w:t xml:space="preserve"> </w:t>
-      </w:r>
     </w:p>
     <w:p>
       <w:pPr>
         <w:tabs>
-          <w:tab w:val="left" w:pos="851"/>
+          <w:tab w:val="left" w:pos="5529"/>
         </w:tabs>
         <w:spacing w:after="0" w:line="276" w:lineRule="auto"/>
         <w:jc w:val="both"/>
@@ -1142,21 +1680,30 @@
           <w:szCs w:val="32"/>
           <w:cs/>
         </w:rPr>
-        <w:t xml:space="preserve">        </w:t>
-      </w:r>
-      <w:r>
-        <w:rPr>
-          <w:rFonts w:ascii="TH SarabunIT๙" w:hAnsi="TH SarabunIT๙" w:cs="TH SarabunIT๙"/>
-          <w:sz w:val="32"/>
+        <w:t xml:space="preserve">   </w:t>
+      </w:r>
+      <w:r>
+        <w:rPr>
+          <w:rFonts w:ascii="TH SarabunIT๙" w:hAnsi="TH SarabunIT๙" w:cs="TH SarabunIT๙"/>
           <w:szCs w:val="32"/>
           <w:cs/>
         </w:rPr>
         <w:tab/>
-        <w:t xml:space="preserve">จึงเรียนมาเพื่อโปรดดำเนินการเบิกจ่ายเงินให้ต่อไป </w:t>
+      </w:r>
+      <w:r>
+        <w:rPr>
+          <w:rFonts w:ascii="TH SarabunIT๙" w:hAnsi="TH SarabunIT๙" w:cs="TH SarabunIT๙"/>
+          <w:szCs w:val="32"/>
+          <w:cs/>
+        </w:rPr>
+        <w:t>(ลงชื่อ).........................................</w:t>
       </w:r>
     </w:p>
     <w:p>
       <w:pPr>
+        <w:tabs>
+          <w:tab w:val="left" w:pos="6096"/>
+        </w:tabs>
         <w:spacing w:after="0" w:line="276" w:lineRule="auto"/>
         <w:jc w:val="both"/>
         <w:rPr>
@@ -1172,22 +1719,210 @@
           <w:szCs w:val="32"/>
           <w:cs/>
         </w:rPr>
-        <w:t xml:space="preserve">  </w:t>
+        <w:tab/>
+      </w:r>
+      <w:r>
+        <w:rPr>
+          <w:rFonts w:ascii="TH SarabunIT๙" w:hAnsi="TH SarabunIT๙" w:cs="TH SarabunIT๙"/>
+          <w:sz w:val="32"/>
+          <w:szCs w:val="32"/>
+          <w:cs/>
+        </w:rPr>
+        <w:t>(</w:t>
+      </w:r>
+      <w:r>
+        <w:rPr>
+          <w:rFonts w:ascii="TH SarabunIT๙" w:hAnsi="TH SarabunIT๙" w:cs="TH SarabunIT๙"/>
+          <w:sz w:val="32"/>
+          <w:szCs w:val="32"/>
+          <w:cs/>
+        </w:rPr>
+        <w:t>{{</w:t>
+      </w:r>
+      <w:proofErr w:type="spellStart"/>
+      <w:r>
+        <w:rPr>
+          <w:rFonts w:ascii="TH SarabunIT๙" w:hAnsi="TH SarabunIT๙" w:cs="TH SarabunIT๙"/>
+          <w:sz w:val="32"/>
+          <w:szCs w:val="32"/>
+          <w:cs/>
+        </w:rPr>
+        <w:t>procurement_officer</w:t>
+      </w:r>
+      <w:proofErr w:type="spellEnd"/>
+      <w:r>
+        <w:rPr>
+          <w:rFonts w:ascii="TH SarabunIT๙" w:hAnsi="TH SarabunIT๙" w:cs="TH SarabunIT๙"/>
+          <w:sz w:val="32"/>
+          <w:szCs w:val="32"/>
+          <w:cs/>
+        </w:rPr>
+        <w:t>}}</w:t>
+      </w:r>
+      <w:r>
+        <w:rPr>
+          <w:rFonts w:ascii="TH SarabunIT๙" w:hAnsi="TH SarabunIT๙" w:cs="TH SarabunIT๙"/>
+          <w:sz w:val="32"/>
+          <w:szCs w:val="32"/>
+          <w:cs/>
+        </w:rPr>
+        <w:t>)</w:t>
+      </w:r>
+      <w:r>
+        <w:rPr>
+          <w:rFonts w:ascii="TH SarabunIT๙" w:hAnsi="TH SarabunIT๙" w:cs="TH SarabunIT๙"/>
+          <w:sz w:val="32"/>
+          <w:szCs w:val="32"/>
+          <w:cs/>
+        </w:rPr>
+        <w:tab/>
+        <w:t xml:space="preserve"> </w:t>
       </w:r>
     </w:p>
     <w:p>
       <w:pPr>
+        <w:tabs>
+          <w:tab w:val="left" w:pos="6379"/>
+        </w:tabs>
         <w:spacing w:after="0" w:line="276" w:lineRule="auto"/>
         <w:jc w:val="both"/>
         <w:rPr>
-          <w:rFonts w:ascii="TH SarabunIT๙" w:hAnsi="TH SarabunIT๙" w:cs="TH SarabunIT๙"/>
-          <w:sz w:val="32"/>
-          <w:szCs w:val="32"/>
-        </w:rPr>
-      </w:pPr>
+          <w:rFonts w:ascii="TH SarabunIT๙" w:hAnsi="TH SarabunIT๙" w:cs="TH SarabunIT๙" w:hint="cs"/>
+          <w:sz w:val="32"/>
+          <w:szCs w:val="32"/>
+        </w:rPr>
+      </w:pPr>
+      <w:r>
+        <w:rPr>
+          <w:rFonts w:ascii="TH SarabunIT๙" w:hAnsi="TH SarabunIT๙" w:cs="TH SarabunIT๙"/>
+          <w:sz w:val="32"/>
+          <w:szCs w:val="32"/>
+          <w:cs/>
+        </w:rPr>
+        <w:tab/>
+      </w:r>
+      <w:r>
+        <w:rPr>
+          <w:rFonts w:ascii="TH SarabunIT๙" w:hAnsi="TH SarabunIT๙" w:cs="TH SarabunIT๙"/>
+          <w:sz w:val="32"/>
+          <w:szCs w:val="32"/>
+          <w:cs/>
+        </w:rPr>
+        <w:t>เจ้าหน้าที่</w:t>
+      </w:r>
+      <w:r>
+        <w:rPr>
+          <w:rFonts w:ascii="TH SarabunIT๙" w:hAnsi="TH SarabunIT๙" w:cs="TH SarabunIT๙"/>
+          <w:sz w:val="32"/>
+          <w:szCs w:val="32"/>
+          <w:cs/>
+        </w:rPr>
+        <w:tab/>
+      </w:r>
     </w:p>
     <w:p>
       <w:pPr>
+        <w:tabs>
+          <w:tab w:val="left" w:pos="5529"/>
+        </w:tabs>
+        <w:rPr>
+          <w:rFonts w:ascii="TH SarabunIT๙" w:hAnsi="TH SarabunIT๙" w:cs="TH SarabunIT๙"/>
+          <w:sz w:val="32"/>
+          <w:szCs w:val="32"/>
+        </w:rPr>
+      </w:pPr>
+    </w:p>
+    <w:p>
+      <w:pPr>
+        <w:tabs>
+          <w:tab w:val="left" w:pos="5529"/>
+        </w:tabs>
+        <w:rPr>
+          <w:rFonts w:ascii="TH SarabunIT๙" w:hAnsi="TH SarabunIT๙" w:cs="TH SarabunIT๙"/>
+          <w:b/>
+          <w:bCs/>
+          <w:sz w:val="32"/>
+          <w:szCs w:val="32"/>
+        </w:rPr>
+      </w:pPr>
+      <w:r>
+        <w:rPr>
+          <w:rFonts w:ascii="TH SarabunIT๙" w:hAnsi="TH SarabunIT๙" w:cs="TH SarabunIT๙"/>
+          <w:b/>
+          <w:bCs/>
+          <w:sz w:val="32"/>
+          <w:szCs w:val="32"/>
+          <w:cs/>
+        </w:rPr>
+        <w:tab/>
+      </w:r>
+      <w:r>
+        <w:rPr>
+          <w:rFonts w:ascii="TH SarabunIT๙" w:hAnsi="TH SarabunIT๙" w:cs="TH SarabunIT๙"/>
+          <w:b/>
+          <w:bCs/>
+          <w:sz w:val="32"/>
+          <w:szCs w:val="32"/>
+          <w:cs/>
+        </w:rPr>
+        <w:t>อนุมัติ</w:t>
+      </w:r>
+    </w:p>
+    <w:p>
+      <w:pPr>
+        <w:tabs>
+          <w:tab w:val="left" w:pos="426"/>
+          <w:tab w:val="left" w:pos="5529"/>
+        </w:tabs>
+        <w:rPr>
+          <w:rFonts w:ascii="TH SarabunIT๙" w:hAnsi="TH SarabunIT๙" w:cs="TH SarabunIT๙" w:hint="cs"/>
+          <w:b/>
+          <w:bCs/>
+          <w:sz w:val="32"/>
+          <w:szCs w:val="32"/>
+        </w:rPr>
+      </w:pPr>
+    </w:p>
+    <w:p>
+      <w:pPr>
+        <w:pStyle w:val="a8"/>
+        <w:tabs>
+          <w:tab w:val="left" w:pos="4536"/>
+        </w:tabs>
+        <w:rPr>
+          <w:rFonts w:ascii="TH SarabunIT๙" w:hAnsi="TH SarabunIT๙" w:cs="TH SarabunIT๙" w:hint="cs"/>
+          <w:szCs w:val="32"/>
+        </w:rPr>
+      </w:pPr>
+      <w:r>
+        <w:rPr>
+          <w:rFonts w:ascii="TH SarabunIT๙" w:hAnsi="TH SarabunIT๙" w:cs="TH SarabunIT๙"/>
+          <w:szCs w:val="32"/>
+          <w:cs/>
+        </w:rPr>
+        <w:tab/>
+      </w:r>
+      <w:r>
+        <w:rPr>
+          <w:rFonts w:ascii="TH SarabunIT๙" w:hAnsi="TH SarabunIT๙" w:cs="TH SarabunIT๙"/>
+          <w:szCs w:val="32"/>
+          <w:cs/>
+        </w:rPr>
+        <w:t>(ลงชื่อ)</w:t>
+      </w:r>
+      <w:r>
+        <w:rPr>
+          <w:rFonts w:ascii="TH SarabunIT๙" w:hAnsi="TH SarabunIT๙" w:cs="TH SarabunIT๙"/>
+          <w:szCs w:val="32"/>
+        </w:rPr>
+        <w:t>……………………………………</w:t>
+      </w:r>
+    </w:p>
+    <w:p>
+      <w:pPr>
+        <w:tabs>
+          <w:tab w:val="left" w:pos="5245"/>
+        </w:tabs>
         <w:spacing w:after="0" w:line="276" w:lineRule="auto"/>
         <w:jc w:val="both"/>
         <w:rPr>
@@ -1196,46 +1931,76 @@
           <w:szCs w:val="32"/>
         </w:rPr>
       </w:pPr>
+      <w:r>
+        <w:rPr>
+          <w:rFonts w:ascii="TH SarabunIT๙" w:hAnsi="TH SarabunIT๙" w:cs="TH SarabunIT๙"/>
+          <w:sz w:val="32"/>
+          <w:szCs w:val="32"/>
+          <w:cs/>
+        </w:rPr>
+        <w:tab/>
+      </w:r>
+      <w:r>
+        <w:rPr>
+          <w:rFonts w:ascii="TH SarabunIT๙" w:hAnsi="TH SarabunIT๙" w:cs="TH SarabunIT๙"/>
+          <w:sz w:val="32"/>
+          <w:szCs w:val="32"/>
+          <w:cs/>
+        </w:rPr>
+        <w:t>(</w:t>
+      </w:r>
+      <w:r>
+        <w:rPr>
+          <w:rFonts w:ascii="TH SarabunIT๙" w:hAnsi="TH SarabunIT๙" w:cs="TH SarabunIT๙"/>
+          <w:sz w:val="32"/>
+          <w:szCs w:val="32"/>
+          <w:cs/>
+        </w:rPr>
+        <w:t>{{</w:t>
+      </w:r>
+      <w:proofErr w:type="spellStart"/>
+      <w:r>
+        <w:rPr>
+          <w:rFonts w:ascii="TH SarabunIT๙" w:hAnsi="TH SarabunIT๙" w:cs="TH SarabunIT๙"/>
+          <w:sz w:val="32"/>
+          <w:szCs w:val="32"/>
+          <w:cs/>
+        </w:rPr>
+        <w:t>director_name</w:t>
+      </w:r>
+      <w:proofErr w:type="spellEnd"/>
+      <w:r>
+        <w:rPr>
+          <w:rFonts w:ascii="TH SarabunIT๙" w:hAnsi="TH SarabunIT๙" w:cs="TH SarabunIT๙"/>
+          <w:sz w:val="32"/>
+          <w:szCs w:val="32"/>
+          <w:cs/>
+        </w:rPr>
+        <w:t>}}</w:t>
+      </w:r>
+      <w:r>
+        <w:rPr>
+          <w:rFonts w:ascii="TH SarabunIT๙" w:hAnsi="TH SarabunIT๙" w:cs="TH SarabunIT๙"/>
+          <w:sz w:val="32"/>
+          <w:szCs w:val="32"/>
+          <w:cs/>
+        </w:rPr>
+        <w:t xml:space="preserve">) </w:t>
+      </w:r>
     </w:p>
     <w:p>
       <w:pPr>
+        <w:tabs>
+          <w:tab w:val="left" w:pos="4820"/>
+        </w:tabs>
         <w:spacing w:after="0" w:line="276" w:lineRule="auto"/>
         <w:jc w:val="both"/>
         <w:rPr>
-          <w:rFonts w:ascii="TH SarabunIT๙" w:hAnsi="TH SarabunIT๙" w:cs="TH SarabunIT๙"/>
-          <w:sz w:val="32"/>
-          <w:szCs w:val="32"/>
-        </w:rPr>
-      </w:pPr>
-      <w:r>
-        <w:rPr>
-          <w:rFonts w:ascii="TH SarabunIT๙" w:hAnsi="TH SarabunIT๙" w:cs="TH SarabunIT๙"/>
-          <w:sz w:val="32"/>
-          <w:szCs w:val="32"/>
-          <w:cs/>
-        </w:rPr>
-        <w:t xml:space="preserve">   </w:t>
-      </w:r>
-    </w:p>
-    <w:p>
-      <w:pPr>
-        <w:spacing w:after="0" w:line="276" w:lineRule="auto"/>
-        <w:jc w:val="both"/>
-        <w:rPr>
-          <w:rFonts w:ascii="TH SarabunIT๙" w:hAnsi="TH SarabunIT๙" w:cs="TH SarabunIT๙"/>
-          <w:sz w:val="32"/>
-          <w:szCs w:val="32"/>
-        </w:rPr>
-      </w:pPr>
-      <w:r>
-        <w:rPr>
-          <w:rFonts w:ascii="TH SarabunIT๙" w:hAnsi="TH SarabunIT๙" w:cs="TH SarabunIT๙"/>
-          <w:sz w:val="32"/>
-          <w:szCs w:val="32"/>
-          <w:cs/>
-        </w:rPr>
-        <w:t xml:space="preserve"> </w:t>
-      </w:r>
+          <w:rFonts w:ascii="TH SarabunIT๙" w:hAnsi="TH SarabunIT๙" w:cs="TH SarabunIT๙" w:hint="cs"/>
+          <w:sz w:val="32"/>
+          <w:szCs w:val="32"/>
+        </w:rPr>
+      </w:pPr>
       <w:r>
         <w:rPr>
           <w:rFonts w:ascii="TH SarabunIT๙" w:hAnsi="TH SarabunIT๙" w:cs="TH SarabunIT๙"/>
@@ -1252,293 +2017,27 @@
           <w:szCs w:val="32"/>
           <w:cs/>
         </w:rPr>
-        <w:tab/>
-      </w:r>
-      <w:r>
-        <w:rPr>
-          <w:rFonts w:ascii="TH SarabunIT๙" w:hAnsi="TH SarabunIT๙" w:cs="TH SarabunIT๙"/>
-          <w:sz w:val="32"/>
-          <w:szCs w:val="32"/>
-          <w:cs/>
-        </w:rPr>
-        <w:tab/>
-      </w:r>
-      <w:r>
-        <w:rPr>
-          <w:rFonts w:ascii="TH SarabunIT๙" w:hAnsi="TH SarabunIT๙" w:cs="TH SarabunIT๙"/>
-          <w:sz w:val="32"/>
-          <w:szCs w:val="32"/>
-          <w:cs/>
-        </w:rPr>
-        <w:tab/>
-      </w:r>
-      <w:r>
-        <w:rPr>
-          <w:rFonts w:ascii="TH SarabunIT๙" w:hAnsi="TH SarabunIT๙" w:cs="TH SarabunIT๙"/>
-          <w:sz w:val="32"/>
-          <w:szCs w:val="32"/>
-          <w:cs/>
-        </w:rPr>
-        <w:tab/>
-      </w:r>
-      <w:r>
-        <w:rPr>
-          <w:rFonts w:ascii="TH SarabunIT๙" w:hAnsi="TH SarabunIT๙" w:cs="TH SarabunIT๙"/>
-          <w:sz w:val="32"/>
-          <w:szCs w:val="32"/>
-          <w:cs/>
-        </w:rPr>
-        <w:tab/>
-        <w:t xml:space="preserve">    (</w:t>
-      </w:r>
-      <w:r>
-        <w:rPr>
-          <w:rFonts w:ascii="TH SarabunIT๙" w:hAnsi="TH SarabunIT๙" w:cs="TH SarabunIT๙"/>
-          <w:sz w:val="32"/>
-          <w:szCs w:val="32"/>
-          <w:cs/>
-        </w:rPr>
-        <w:t xml:space="preserve">{{procurement_officer}}</w:t>
-      </w:r>
-      <w:r>
-        <w:rPr>
-          <w:rFonts w:ascii="TH SarabunIT๙" w:hAnsi="TH SarabunIT๙" w:cs="TH SarabunIT๙"/>
-          <w:sz w:val="32"/>
-          <w:szCs w:val="32"/>
-          <w:cs/>
-        </w:rPr>
-        <w:t>)</w:t>
-      </w:r>
-      <w:r>
-        <w:rPr>
-          <w:rFonts w:ascii="TH SarabunIT๙" w:hAnsi="TH SarabunIT๙" w:cs="TH SarabunIT๙"/>
-          <w:sz w:val="32"/>
-          <w:szCs w:val="32"/>
-          <w:cs/>
-        </w:rPr>
-        <w:tab/>
-        <w:t xml:space="preserve"> </w:t>
-      </w:r>
-    </w:p>
-    <w:p>
-      <w:pPr>
-        <w:spacing w:after="0" w:line="276" w:lineRule="auto"/>
-        <w:jc w:val="both"/>
-        <w:rPr>
-          <w:rFonts w:ascii="TH SarabunIT๙" w:hAnsi="TH SarabunIT๙" w:cs="TH SarabunIT๙"/>
-          <w:sz w:val="32"/>
-          <w:szCs w:val="32"/>
-        </w:rPr>
-      </w:pPr>
-      <w:r>
-        <w:rPr>
-          <w:rFonts w:ascii="TH SarabunIT๙" w:hAnsi="TH SarabunIT๙" w:cs="TH SarabunIT๙"/>
-          <w:sz w:val="32"/>
-          <w:szCs w:val="32"/>
-          <w:cs/>
-        </w:rPr>
-        <w:t xml:space="preserve"> </w:t>
-      </w:r>
-      <w:r>
-        <w:rPr>
-          <w:rFonts w:ascii="TH SarabunIT๙" w:hAnsi="TH SarabunIT๙" w:cs="TH SarabunIT๙"/>
-          <w:sz w:val="32"/>
-          <w:szCs w:val="32"/>
-          <w:cs/>
-        </w:rPr>
-        <w:tab/>
-      </w:r>
-      <w:r>
-        <w:rPr>
-          <w:rFonts w:ascii="TH SarabunIT๙" w:hAnsi="TH SarabunIT๙" w:cs="TH SarabunIT๙"/>
-          <w:sz w:val="32"/>
-          <w:szCs w:val="32"/>
-          <w:cs/>
-        </w:rPr>
-        <w:tab/>
-      </w:r>
-      <w:r>
-        <w:rPr>
-          <w:rFonts w:ascii="TH SarabunIT๙" w:hAnsi="TH SarabunIT๙" w:cs="TH SarabunIT๙"/>
-          <w:sz w:val="32"/>
-          <w:szCs w:val="32"/>
-          <w:cs/>
-        </w:rPr>
-        <w:tab/>
-      </w:r>
-      <w:r>
-        <w:rPr>
-          <w:rFonts w:ascii="TH SarabunIT๙" w:hAnsi="TH SarabunIT๙" w:cs="TH SarabunIT๙"/>
-          <w:sz w:val="32"/>
-          <w:szCs w:val="32"/>
-          <w:cs/>
-        </w:rPr>
-        <w:tab/>
-      </w:r>
-      <w:r>
-        <w:rPr>
-          <w:rFonts w:ascii="TH SarabunIT๙" w:hAnsi="TH SarabunIT๙" w:cs="TH SarabunIT๙"/>
-          <w:sz w:val="32"/>
-          <w:szCs w:val="32"/>
-          <w:cs/>
-        </w:rPr>
-        <w:tab/>
-      </w:r>
-      <w:r>
-        <w:rPr>
-          <w:rFonts w:ascii="TH SarabunIT๙" w:hAnsi="TH SarabunIT๙" w:cs="TH SarabunIT๙"/>
-          <w:sz w:val="32"/>
-          <w:szCs w:val="32"/>
-          <w:cs/>
-        </w:rPr>
-        <w:tab/>
-      </w:r>
-      <w:r>
-        <w:rPr>
-          <w:rFonts w:ascii="TH SarabunIT๙" w:hAnsi="TH SarabunIT๙" w:cs="TH SarabunIT๙"/>
-          <w:sz w:val="32"/>
-          <w:szCs w:val="32"/>
-          <w:cs/>
-        </w:rPr>
-        <w:tab/>
-        <w:t xml:space="preserve">   เจ้าหน้าที่</w:t>
-      </w:r>
-      <w:r>
-        <w:rPr>
-          <w:rFonts w:ascii="TH SarabunIT๙" w:hAnsi="TH SarabunIT๙" w:cs="TH SarabunIT๙"/>
-          <w:sz w:val="32"/>
-          <w:szCs w:val="32"/>
-          <w:cs/>
-        </w:rPr>
-        <w:tab/>
-        <w:t xml:space="preserve"> </w:t>
-      </w:r>
-    </w:p>
-    <w:p>
-      <w:pPr>
-        <w:spacing w:after="0" w:line="276" w:lineRule="auto"/>
-        <w:jc w:val="both"/>
-        <w:rPr>
-          <w:rFonts w:ascii="TH SarabunIT๙" w:hAnsi="TH SarabunIT๙" w:cs="TH SarabunIT๙"/>
-          <w:sz w:val="32"/>
-          <w:szCs w:val="32"/>
-        </w:rPr>
-      </w:pPr>
-      <w:r>
-        <w:rPr>
-          <w:rFonts w:ascii="TH SarabunIT๙" w:hAnsi="TH SarabunIT๙" w:cs="TH SarabunIT๙"/>
-          <w:sz w:val="32"/>
-          <w:szCs w:val="32"/>
-          <w:cs/>
-        </w:rPr>
-        <w:t xml:space="preserve"> </w:t>
-      </w:r>
-    </w:p>
-    <w:p>
-      <w:pPr>
-        <w:spacing w:after="0" w:line="276" w:lineRule="auto"/>
-        <w:jc w:val="both"/>
-        <w:rPr>
-          <w:rFonts w:ascii="TH SarabunIT๙" w:hAnsi="TH SarabunIT๙" w:cs="TH SarabunIT๙"/>
-          <w:sz w:val="32"/>
-          <w:szCs w:val="32"/>
-        </w:rPr>
-      </w:pPr>
-    </w:p>
-    <w:p>
-      <w:pPr>
-        <w:spacing w:after="0" w:line="276" w:lineRule="auto"/>
-        <w:jc w:val="both"/>
-        <w:rPr>
-          <w:rFonts w:ascii="TH SarabunIT๙" w:hAnsi="TH SarabunIT๙" w:cs="TH SarabunIT๙"/>
-          <w:sz w:val="32"/>
-          <w:szCs w:val="32"/>
-        </w:rPr>
-      </w:pPr>
-      <w:r>
-        <w:rPr>
-          <w:rFonts w:ascii="TH SarabunIT๙" w:hAnsi="TH SarabunIT๙" w:cs="TH SarabunIT๙"/>
-          <w:sz w:val="32"/>
-          <w:szCs w:val="32"/>
-          <w:cs/>
-        </w:rPr>
-        <w:t>-  อนุมัติตามเสนอ</w:t>
-      </w:r>
-    </w:p>
-    <w:p>
-      <w:pPr>
-        <w:spacing w:after="0" w:line="276" w:lineRule="auto"/>
-        <w:jc w:val="both"/>
-        <w:rPr>
-          <w:rFonts w:ascii="TH SarabunIT๙" w:hAnsi="TH SarabunIT๙" w:cs="TH SarabunIT๙"/>
-          <w:sz w:val="32"/>
-          <w:szCs w:val="32"/>
-          <w:cs/>
-        </w:rPr>
-      </w:pPr>
-      <w:r>
-        <w:rPr>
-          <w:rFonts w:ascii="TH SarabunIT๙" w:hAnsi="TH SarabunIT๙" w:cs="TH SarabunIT๙"/>
-          <w:sz w:val="32"/>
-          <w:szCs w:val="32"/>
-          <w:cs/>
-        </w:rPr>
-        <w:t>-  มอบหมายฝ่ายการเงินดำเนินการเบิกจ่ายตามระเบียบต่อไป</w:t>
-      </w:r>
-    </w:p>
-    <w:p>
-      <w:pPr>
-        <w:spacing w:after="0" w:line="276" w:lineRule="auto"/>
-        <w:jc w:val="both"/>
-        <w:rPr>
-          <w:rFonts w:ascii="TH SarabunIT๙" w:hAnsi="TH SarabunIT๙" w:cs="TH SarabunIT๙"/>
-          <w:sz w:val="32"/>
-          <w:szCs w:val="32"/>
-        </w:rPr>
-      </w:pPr>
-    </w:p>
-    <w:p>
-      <w:pPr>
-        <w:spacing w:after="0" w:line="276" w:lineRule="auto"/>
-        <w:ind w:left="2160" w:firstLine="720"/>
-        <w:jc w:val="both"/>
-        <w:rPr>
-          <w:rFonts w:ascii="TH SarabunIT๙" w:hAnsi="TH SarabunIT๙" w:cs="TH SarabunIT๙"/>
-          <w:sz w:val="32"/>
-          <w:szCs w:val="32"/>
-        </w:rPr>
-      </w:pPr>
-    </w:p>
-    <w:p>
-      <w:pPr>
-        <w:spacing w:after="0" w:line="276" w:lineRule="auto"/>
-        <w:ind w:left="2160" w:firstLine="720"/>
-        <w:jc w:val="both"/>
-        <w:rPr>
-          <w:rFonts w:ascii="TH SarabunIT๙" w:hAnsi="TH SarabunIT๙" w:cs="TH SarabunIT๙"/>
-          <w:sz w:val="32"/>
-          <w:szCs w:val="32"/>
-        </w:rPr>
-      </w:pPr>
-      <w:r>
-        <w:rPr>
-          <w:rFonts w:ascii="TH SarabunIT๙" w:hAnsi="TH SarabunIT๙" w:cs="TH SarabunIT๙"/>
-          <w:sz w:val="32"/>
-          <w:szCs w:val="32"/>
-          <w:cs/>
-        </w:rPr>
-        <w:t xml:space="preserve">                           (</w:t>
-      </w:r>
-      <w:r>
-        <w:rPr>
-          <w:rFonts w:ascii="TH SarabunIT๙" w:hAnsi="TH SarabunIT๙" w:cs="TH SarabunIT๙"/>
-          <w:sz w:val="32"/>
-          <w:szCs w:val="32"/>
-          <w:cs/>
-        </w:rPr>
-        <w:t xml:space="preserve">{{director_name}}</w:t>
+        <w:t>ผู้อำนวยการโรงเรียน</w:t>
+      </w:r>
+      <w:r>
+        <w:rPr>
+          <w:rFonts w:ascii="TH SarabunIT๙" w:hAnsi="TH SarabunIT๙" w:cs="TH SarabunIT๙"/>
+          <w:sz w:val="32"/>
+          <w:szCs w:val="32"/>
+          <w:cs/>
+        </w:rPr>
+        <w:t>{{</w:t>
       </w:r>
       <w:proofErr w:type="spellStart"/>
+      <w:r>
+        <w:rPr>
+          <w:rFonts w:ascii="TH SarabunIT๙" w:hAnsi="TH SarabunIT๙" w:cs="TH SarabunIT๙"/>
+          <w:sz w:val="32"/>
+          <w:szCs w:val="32"/>
+          <w:cs/>
+        </w:rPr>
+        <w:t>school_name</w:t>
+      </w:r>
       <w:proofErr w:type="spellEnd"/>
       <w:r>
         <w:rPr>
@@ -1547,80 +2046,8 @@
           <w:szCs w:val="32"/>
           <w:cs/>
         </w:rPr>
-        <w:t xml:space="preserve">) </w:t>
-      </w:r>
-    </w:p>
-    <w:p>
-      <w:pPr>
-        <w:spacing w:after="0" w:line="276" w:lineRule="auto"/>
-        <w:ind w:left="1440" w:firstLine="720"/>
-        <w:jc w:val="both"/>
-        <w:rPr>
-          <w:rFonts w:ascii="TH SarabunIT๙" w:hAnsi="TH SarabunIT๙" w:cs="TH SarabunIT๙"/>
-          <w:sz w:val="32"/>
-          <w:szCs w:val="32"/>
-        </w:rPr>
-      </w:pPr>
-      <w:r>
-        <w:rPr>
-          <w:rFonts w:ascii="TH SarabunIT๙" w:hAnsi="TH SarabunIT๙" w:cs="TH SarabunIT๙"/>
-          <w:sz w:val="32"/>
-          <w:szCs w:val="32"/>
-          <w:cs/>
-        </w:rPr>
-        <w:t xml:space="preserve">                                ผู้อำนวยการโรงเรียน</w:t>
-      </w:r>
-      <w:r>
-        <w:rPr>
-          <w:rFonts w:ascii="TH SarabunIT๙" w:hAnsi="TH SarabunIT๙" w:cs="TH SarabunIT๙"/>
-          <w:sz w:val="32"/>
-          <w:szCs w:val="32"/>
-          <w:cs/>
-        </w:rPr>
-        <w:t xml:space="preserve">{{school_name}}  </w:t>
-      </w:r>
-    </w:p>
-    <w:p>
-      <w:pPr>
-        <w:tabs>
-          <w:tab w:val="left" w:pos="851"/>
-        </w:tabs>
-        <w:spacing w:after="0"/>
-        <w:jc w:val="center"/>
-        <w:rPr>
-          <w:rFonts w:ascii="TH SarabunIT๙" w:hAnsi="TH SarabunIT๙" w:cs="TH SarabunIT๙"/>
-          <w:b/>
-          <w:bCs/>
-          <w:sz w:val="32"/>
-          <w:szCs w:val="32"/>
-        </w:rPr>
-      </w:pPr>
-    </w:p>
-    <w:p>
-      <w:pPr>
-        <w:tabs>
-          <w:tab w:val="left" w:pos="851"/>
-        </w:tabs>
-        <w:spacing w:after="0"/>
-        <w:jc w:val="center"/>
-        <w:rPr>
-          <w:rFonts w:ascii="TH SarabunIT๙" w:hAnsi="TH SarabunIT๙" w:cs="TH SarabunIT๙"/>
-          <w:b/>
-          <w:bCs/>
-          <w:sz w:val="32"/>
-          <w:szCs w:val="32"/>
-        </w:rPr>
-      </w:pPr>
-    </w:p>
-    <w:p>
-      <w:pPr>
-        <w:spacing w:after="0"/>
-        <w:rPr>
-          <w:rFonts w:ascii="TH SarabunIT๙" w:hAnsi="TH SarabunIT๙" w:cs="TH SarabunIT๙"/>
-          <w:sz w:val="32"/>
-          <w:szCs w:val="32"/>
-        </w:rPr>
-      </w:pPr>
+        <w:t xml:space="preserve">}} </w:t>
+      </w:r>
     </w:p>
     <w:sectPr>
       <w:pgSz w:w="11906" w:h="16838"/>
